--- a/public/EXCEPTIONAL CONTRIBUTION REWARD.docx
+++ b/public/EXCEPTIONAL CONTRIBUTION REWARD.docx
@@ -35,6 +35,12 @@
           <w:tcPr>
             <w:tcW w:w="9999" w:type="dxa"/>
             <w:gridSpan w:val="4"/>
+            <w:tcBorders>
+              <w:top w:val="nil"/>
+              <w:left w:val="nil"/>
+              <w:bottom w:val="nil"/>
+              <w:right w:val="nil"/>
+            </w:tcBorders>
             <w:vAlign w:val="center"/>
           </w:tcPr>
           <w:p>
@@ -70,6 +76,9 @@
           <w:tcPr>
             <w:tcW w:w="5004" w:type="dxa"/>
             <w:gridSpan w:val="2"/>
+            <w:tcBorders>
+              <w:top w:val="nil"/>
+            </w:tcBorders>
             <w:shd w:val="clear" w:color="auto" w:fill="561B2E"/>
             <w:vAlign w:val="center"/>
           </w:tcPr>
@@ -98,8 +107,11 @@
         </w:tc>
         <w:tc>
           <w:tcPr>
-            <w:tcW w:w="4994" w:type="dxa"/>
+            <w:tcW w:w="4995" w:type="dxa"/>
             <w:gridSpan w:val="2"/>
+            <w:tcBorders>
+              <w:top w:val="nil"/>
+            </w:tcBorders>
             <w:shd w:val="clear" w:color="auto" w:fill="561B2E"/>
             <w:vAlign w:val="center"/>
           </w:tcPr>
@@ -144,14 +156,18 @@
               <w:rPr>
                 <w:rStyle w:val="Strong"/>
                 <w:rFonts w:ascii="Montserrat" w:hAnsi="Montserrat" w:cs="Readex Pro Light"/>
-                <w:sz w:val="18"/>
-                <w:szCs w:val="18"/>
-              </w:rPr>
-            </w:pPr>
-            <w:r>
-              <w:rPr>
-                <w:rStyle w:val="Strong"/>
-                <w:rFonts w:ascii="Montserrat" w:hAnsi="Montserrat" w:cs="Readex Pro Light"/>
+                <w:b w:val="0"/>
+                <w:bCs w:val="0"/>
+                <w:sz w:val="18"/>
+                <w:szCs w:val="18"/>
+              </w:rPr>
+            </w:pPr>
+            <w:r>
+              <w:rPr>
+                <w:rStyle w:val="Strong"/>
+                <w:rFonts w:ascii="Montserrat" w:hAnsi="Montserrat" w:cs="Readex Pro Light"/>
+                <w:b w:val="0"/>
+                <w:bCs w:val="0"/>
                 <w:sz w:val="18"/>
                 <w:szCs w:val="18"/>
               </w:rPr>
@@ -161,7 +177,8 @@
         </w:tc>
         <w:tc>
           <w:tcPr>
-            <w:tcW w:w="2556" w:type="dxa"/>
+            <w:tcW w:w="5100" w:type="dxa"/>
+            <w:gridSpan w:val="2"/>
             <w:vAlign w:val="center"/>
           </w:tcPr>
           <w:p>
@@ -171,33 +188,17 @@
               <w:rPr>
                 <w:rStyle w:val="Strong"/>
                 <w:rFonts w:ascii="Montserrat" w:hAnsi="Montserrat" w:cs="Readex Pro Light"/>
-                <w:sz w:val="18"/>
-                <w:szCs w:val="18"/>
-              </w:rPr>
-            </w:pPr>
-          </w:p>
-        </w:tc>
-        <w:tc>
-          <w:tcPr>
-            <w:tcW w:w="2543" w:type="dxa"/>
-            <w:vAlign w:val="center"/>
-          </w:tcPr>
-          <w:p>
-            <w:pPr>
-              <w:pStyle w:val="TableParagraph"/>
-              <w:jc w:val="center"/>
-              <w:rPr>
-                <w:rStyle w:val="Strong"/>
-                <w:rFonts w:ascii="Montserrat" w:hAnsi="Montserrat" w:cs="Readex Pro Light"/>
-                <w:sz w:val="18"/>
-                <w:szCs w:val="18"/>
-              </w:rPr>
-            </w:pPr>
-          </w:p>
-        </w:tc>
-        <w:tc>
-          <w:tcPr>
-            <w:tcW w:w="2451" w:type="dxa"/>
+                <w:b w:val="0"/>
+                <w:bCs w:val="0"/>
+                <w:sz w:val="18"/>
+                <w:szCs w:val="18"/>
+              </w:rPr>
+            </w:pPr>
+          </w:p>
+        </w:tc>
+        <w:tc>
+          <w:tcPr>
+            <w:tcW w:w="2452" w:type="dxa"/>
             <w:vAlign w:val="center"/>
           </w:tcPr>
           <w:p>
@@ -209,6 +210,8 @@
               <w:rPr>
                 <w:rStyle w:val="Strong"/>
                 <w:rFonts w:ascii="Montserrat" w:hAnsi="Montserrat" w:cs="Readex Pro Light"/>
+                <w:b w:val="0"/>
+                <w:bCs w:val="0"/>
                 <w:sz w:val="18"/>
                 <w:szCs w:val="18"/>
               </w:rPr>
@@ -217,6 +220,8 @@
               <w:rPr>
                 <w:rStyle w:val="Strong"/>
                 <w:rFonts w:ascii="Montserrat" w:hAnsi="Montserrat" w:cs="Readex Pro Light" w:hint="cs"/>
+                <w:b w:val="0"/>
+                <w:bCs w:val="0"/>
                 <w:sz w:val="18"/>
                 <w:szCs w:val="18"/>
                 <w:rtl/>
@@ -243,14 +248,18 @@
               <w:rPr>
                 <w:rStyle w:val="Strong"/>
                 <w:rFonts w:ascii="Montserrat" w:hAnsi="Montserrat" w:cs="Readex Pro Light"/>
-                <w:sz w:val="18"/>
-                <w:szCs w:val="18"/>
-              </w:rPr>
-            </w:pPr>
-            <w:r>
-              <w:rPr>
-                <w:rStyle w:val="Strong"/>
-                <w:rFonts w:ascii="Montserrat" w:hAnsi="Montserrat" w:cs="Readex Pro Light"/>
+                <w:b w:val="0"/>
+                <w:bCs w:val="0"/>
+                <w:sz w:val="18"/>
+                <w:szCs w:val="18"/>
+              </w:rPr>
+            </w:pPr>
+            <w:r>
+              <w:rPr>
+                <w:rStyle w:val="Strong"/>
+                <w:rFonts w:ascii="Montserrat" w:hAnsi="Montserrat" w:cs="Readex Pro Light"/>
+                <w:b w:val="0"/>
+                <w:bCs w:val="0"/>
                 <w:sz w:val="18"/>
                 <w:szCs w:val="18"/>
               </w:rPr>
@@ -260,7 +269,7 @@
         </w:tc>
         <w:tc>
           <w:tcPr>
-            <w:tcW w:w="2556" w:type="dxa"/>
+            <w:tcW w:w="2557" w:type="dxa"/>
             <w:vAlign w:val="center"/>
           </w:tcPr>
           <w:p>
@@ -270,6 +279,8 @@
               <w:rPr>
                 <w:rStyle w:val="Strong"/>
                 <w:rFonts w:ascii="Montserrat" w:hAnsi="Montserrat" w:cs="Readex Pro Light"/>
+                <w:b w:val="0"/>
+                <w:bCs w:val="0"/>
                 <w:sz w:val="18"/>
                 <w:szCs w:val="18"/>
               </w:rPr>
@@ -288,15 +299,17 @@
               <w:rPr>
                 <w:rStyle w:val="Strong"/>
                 <w:rFonts w:ascii="Montserrat" w:hAnsi="Montserrat" w:cs="Readex Pro Light"/>
-                <w:sz w:val="18"/>
-                <w:szCs w:val="18"/>
-              </w:rPr>
-            </w:pPr>
-          </w:p>
-        </w:tc>
-        <w:tc>
-          <w:tcPr>
-            <w:tcW w:w="2451" w:type="dxa"/>
+                <w:b w:val="0"/>
+                <w:bCs w:val="0"/>
+                <w:sz w:val="18"/>
+                <w:szCs w:val="18"/>
+              </w:rPr>
+            </w:pPr>
+          </w:p>
+        </w:tc>
+        <w:tc>
+          <w:tcPr>
+            <w:tcW w:w="2452" w:type="dxa"/>
             <w:vAlign w:val="center"/>
           </w:tcPr>
           <w:p>
@@ -308,6 +321,8 @@
               <w:rPr>
                 <w:rStyle w:val="Strong"/>
                 <w:rFonts w:ascii="Montserrat" w:hAnsi="Montserrat" w:cs="Readex Pro Light"/>
+                <w:b w:val="0"/>
+                <w:bCs w:val="0"/>
                 <w:sz w:val="18"/>
                 <w:szCs w:val="18"/>
               </w:rPr>
@@ -316,6 +331,8 @@
               <w:rPr>
                 <w:rStyle w:val="Strong"/>
                 <w:rFonts w:ascii="Montserrat" w:hAnsi="Montserrat" w:cs="Readex Pro Light" w:hint="cs"/>
+                <w:b w:val="0"/>
+                <w:bCs w:val="0"/>
                 <w:sz w:val="18"/>
                 <w:szCs w:val="18"/>
                 <w:rtl/>
@@ -342,14 +359,18 @@
               <w:rPr>
                 <w:rStyle w:val="Strong"/>
                 <w:rFonts w:ascii="Montserrat" w:hAnsi="Montserrat" w:cs="Readex Pro Light"/>
-                <w:sz w:val="18"/>
-                <w:szCs w:val="18"/>
-              </w:rPr>
-            </w:pPr>
-            <w:r>
-              <w:rPr>
-                <w:rStyle w:val="Strong"/>
-                <w:rFonts w:ascii="Montserrat" w:hAnsi="Montserrat" w:cs="Readex Pro Light"/>
+                <w:b w:val="0"/>
+                <w:bCs w:val="0"/>
+                <w:sz w:val="18"/>
+                <w:szCs w:val="18"/>
+              </w:rPr>
+            </w:pPr>
+            <w:r>
+              <w:rPr>
+                <w:rStyle w:val="Strong"/>
+                <w:rFonts w:ascii="Montserrat" w:hAnsi="Montserrat" w:cs="Readex Pro Light"/>
+                <w:b w:val="0"/>
+                <w:bCs w:val="0"/>
                 <w:sz w:val="18"/>
                 <w:szCs w:val="18"/>
               </w:rPr>
@@ -359,7 +380,7 @@
         </w:tc>
         <w:tc>
           <w:tcPr>
-            <w:tcW w:w="2556" w:type="dxa"/>
+            <w:tcW w:w="2557" w:type="dxa"/>
             <w:vAlign w:val="center"/>
           </w:tcPr>
           <w:p>
@@ -369,6 +390,8 @@
               <w:rPr>
                 <w:rStyle w:val="Strong"/>
                 <w:rFonts w:ascii="Montserrat" w:hAnsi="Montserrat" w:cs="Readex Pro Light"/>
+                <w:b w:val="0"/>
+                <w:bCs w:val="0"/>
                 <w:sz w:val="18"/>
                 <w:szCs w:val="18"/>
               </w:rPr>
@@ -387,15 +410,17 @@
               <w:rPr>
                 <w:rStyle w:val="Strong"/>
                 <w:rFonts w:ascii="Montserrat" w:hAnsi="Montserrat" w:cs="Readex Pro Light"/>
-                <w:sz w:val="18"/>
-                <w:szCs w:val="18"/>
-              </w:rPr>
-            </w:pPr>
-          </w:p>
-        </w:tc>
-        <w:tc>
-          <w:tcPr>
-            <w:tcW w:w="2451" w:type="dxa"/>
+                <w:b w:val="0"/>
+                <w:bCs w:val="0"/>
+                <w:sz w:val="18"/>
+                <w:szCs w:val="18"/>
+              </w:rPr>
+            </w:pPr>
+          </w:p>
+        </w:tc>
+        <w:tc>
+          <w:tcPr>
+            <w:tcW w:w="2452" w:type="dxa"/>
             <w:vAlign w:val="center"/>
           </w:tcPr>
           <w:p>
@@ -407,6 +432,8 @@
               <w:rPr>
                 <w:rStyle w:val="Strong"/>
                 <w:rFonts w:ascii="Readex Pro Light" w:hAnsi="Readex Pro Light" w:cs="Readex Pro Light"/>
+                <w:b w:val="0"/>
+                <w:bCs w:val="0"/>
                 <w:sz w:val="18"/>
                 <w:szCs w:val="18"/>
               </w:rPr>
@@ -415,6 +442,8 @@
               <w:rPr>
                 <w:rStyle w:val="Strong"/>
                 <w:rFonts w:ascii="Readex Pro Light" w:hAnsi="Readex Pro Light" w:cs="Readex Pro Light" w:hint="cs"/>
+                <w:b w:val="0"/>
+                <w:bCs w:val="0"/>
                 <w:sz w:val="18"/>
                 <w:szCs w:val="18"/>
                 <w:rtl/>
@@ -441,14 +470,18 @@
               <w:rPr>
                 <w:rStyle w:val="Strong"/>
                 <w:rFonts w:ascii="Montserrat" w:hAnsi="Montserrat" w:cs="Readex Pro Light"/>
-                <w:sz w:val="18"/>
-                <w:szCs w:val="18"/>
-              </w:rPr>
-            </w:pPr>
-            <w:r>
-              <w:rPr>
-                <w:rStyle w:val="Strong"/>
-                <w:rFonts w:ascii="Montserrat" w:hAnsi="Montserrat" w:cs="Readex Pro Light"/>
+                <w:b w:val="0"/>
+                <w:bCs w:val="0"/>
+                <w:sz w:val="18"/>
+                <w:szCs w:val="18"/>
+              </w:rPr>
+            </w:pPr>
+            <w:r>
+              <w:rPr>
+                <w:rStyle w:val="Strong"/>
+                <w:rFonts w:ascii="Montserrat" w:hAnsi="Montserrat" w:cs="Readex Pro Light"/>
+                <w:b w:val="0"/>
+                <w:bCs w:val="0"/>
                 <w:sz w:val="18"/>
                 <w:szCs w:val="18"/>
               </w:rPr>
@@ -458,7 +491,7 @@
         </w:tc>
         <w:tc>
           <w:tcPr>
-            <w:tcW w:w="2556" w:type="dxa"/>
+            <w:tcW w:w="2557" w:type="dxa"/>
             <w:vAlign w:val="center"/>
           </w:tcPr>
           <w:p>
@@ -468,6 +501,8 @@
               <w:rPr>
                 <w:rStyle w:val="Strong"/>
                 <w:rFonts w:ascii="Montserrat" w:hAnsi="Montserrat" w:cs="Readex Pro Light"/>
+                <w:b w:val="0"/>
+                <w:bCs w:val="0"/>
                 <w:sz w:val="18"/>
                 <w:szCs w:val="18"/>
               </w:rPr>
@@ -486,15 +521,17 @@
               <w:rPr>
                 <w:rStyle w:val="Strong"/>
                 <w:rFonts w:ascii="Montserrat" w:hAnsi="Montserrat" w:cs="Readex Pro Light"/>
-                <w:sz w:val="18"/>
-                <w:szCs w:val="18"/>
-              </w:rPr>
-            </w:pPr>
-          </w:p>
-        </w:tc>
-        <w:tc>
-          <w:tcPr>
-            <w:tcW w:w="2451" w:type="dxa"/>
+                <w:b w:val="0"/>
+                <w:bCs w:val="0"/>
+                <w:sz w:val="18"/>
+                <w:szCs w:val="18"/>
+              </w:rPr>
+            </w:pPr>
+          </w:p>
+        </w:tc>
+        <w:tc>
+          <w:tcPr>
+            <w:tcW w:w="2452" w:type="dxa"/>
             <w:vAlign w:val="center"/>
           </w:tcPr>
           <w:p>
@@ -506,6 +543,8 @@
               <w:rPr>
                 <w:rStyle w:val="Strong"/>
                 <w:rFonts w:ascii="Montserrat" w:hAnsi="Montserrat" w:cs="Readex Pro Light"/>
+                <w:b w:val="0"/>
+                <w:bCs w:val="0"/>
                 <w:sz w:val="18"/>
                 <w:szCs w:val="18"/>
               </w:rPr>
@@ -514,6 +553,8 @@
               <w:rPr>
                 <w:rStyle w:val="Strong"/>
                 <w:rFonts w:ascii="Montserrat" w:hAnsi="Montserrat" w:cs="Readex Pro Light" w:hint="cs"/>
+                <w:b w:val="0"/>
+                <w:bCs w:val="0"/>
                 <w:sz w:val="18"/>
                 <w:szCs w:val="18"/>
                 <w:rtl/>
@@ -540,14 +581,18 @@
               <w:rPr>
                 <w:rStyle w:val="Strong"/>
                 <w:rFonts w:ascii="Montserrat" w:hAnsi="Montserrat" w:cs="Readex Pro Light"/>
-                <w:sz w:val="18"/>
-                <w:szCs w:val="18"/>
-              </w:rPr>
-            </w:pPr>
-            <w:r>
-              <w:rPr>
-                <w:rStyle w:val="Strong"/>
-                <w:rFonts w:ascii="Montserrat" w:hAnsi="Montserrat" w:cs="Readex Pro Light"/>
+                <w:b w:val="0"/>
+                <w:bCs w:val="0"/>
+                <w:sz w:val="18"/>
+                <w:szCs w:val="18"/>
+              </w:rPr>
+            </w:pPr>
+            <w:r>
+              <w:rPr>
+                <w:rStyle w:val="Strong"/>
+                <w:rFonts w:ascii="Montserrat" w:hAnsi="Montserrat" w:cs="Readex Pro Light"/>
+                <w:b w:val="0"/>
+                <w:bCs w:val="0"/>
                 <w:sz w:val="18"/>
                 <w:szCs w:val="18"/>
               </w:rPr>
@@ -557,6 +602,8 @@
               <w:rPr>
                 <w:rStyle w:val="Strong"/>
                 <w:rFonts w:ascii="Montserrat" w:hAnsi="Montserrat" w:cs="Readex Pro Light" w:hint="cs"/>
+                <w:b w:val="0"/>
+                <w:bCs w:val="0"/>
                 <w:sz w:val="18"/>
                 <w:szCs w:val="18"/>
                 <w:rtl/>
@@ -567,7 +614,7 @@
         </w:tc>
         <w:tc>
           <w:tcPr>
-            <w:tcW w:w="2556" w:type="dxa"/>
+            <w:tcW w:w="2557" w:type="dxa"/>
             <w:vAlign w:val="center"/>
           </w:tcPr>
           <w:p>
@@ -577,6 +624,8 @@
               <w:rPr>
                 <w:rStyle w:val="Strong"/>
                 <w:rFonts w:ascii="Montserrat" w:hAnsi="Montserrat" w:cs="Readex Pro Light"/>
+                <w:b w:val="0"/>
+                <w:bCs w:val="0"/>
                 <w:sz w:val="18"/>
                 <w:szCs w:val="18"/>
               </w:rPr>
@@ -595,15 +644,17 @@
               <w:rPr>
                 <w:rStyle w:val="Strong"/>
                 <w:rFonts w:ascii="Montserrat" w:hAnsi="Montserrat" w:cs="Readex Pro Light"/>
-                <w:sz w:val="18"/>
-                <w:szCs w:val="18"/>
-              </w:rPr>
-            </w:pPr>
-          </w:p>
-        </w:tc>
-        <w:tc>
-          <w:tcPr>
-            <w:tcW w:w="2451" w:type="dxa"/>
+                <w:b w:val="0"/>
+                <w:bCs w:val="0"/>
+                <w:sz w:val="18"/>
+                <w:szCs w:val="18"/>
+              </w:rPr>
+            </w:pPr>
+          </w:p>
+        </w:tc>
+        <w:tc>
+          <w:tcPr>
+            <w:tcW w:w="2452" w:type="dxa"/>
             <w:vAlign w:val="center"/>
           </w:tcPr>
           <w:p>
@@ -615,6 +666,8 @@
               <w:rPr>
                 <w:rStyle w:val="Strong"/>
                 <w:rFonts w:ascii="Montserrat" w:hAnsi="Montserrat" w:cs="Readex Pro Light"/>
+                <w:b w:val="0"/>
+                <w:bCs w:val="0"/>
                 <w:sz w:val="18"/>
                 <w:szCs w:val="18"/>
                 <w:rtl/>
@@ -624,21 +677,13 @@
               <w:rPr>
                 <w:rStyle w:val="Strong"/>
                 <w:rFonts w:ascii="Montserrat" w:hAnsi="Montserrat" w:cs="Readex Pro Light" w:hint="cs"/>
+                <w:b w:val="0"/>
+                <w:bCs w:val="0"/>
                 <w:sz w:val="18"/>
                 <w:szCs w:val="18"/>
                 <w:rtl/>
               </w:rPr>
-              <w:t>الإدارة</w:t>
-            </w:r>
-            <w:r>
-              <w:rPr>
-                <w:rStyle w:val="Strong"/>
-                <w:rFonts w:ascii="Montserrat" w:hAnsi="Montserrat" w:cs="Readex Pro Light" w:hint="cs"/>
-                <w:sz w:val="18"/>
-                <w:szCs w:val="18"/>
-                <w:rtl/>
-              </w:rPr>
-              <w:t>:</w:t>
+              <w:t>الإدارة:</w:t>
             </w:r>
           </w:p>
         </w:tc>
@@ -678,7 +723,7 @@
         </w:tc>
         <w:tc>
           <w:tcPr>
-            <w:tcW w:w="4994" w:type="dxa"/>
+            <w:tcW w:w="4995" w:type="dxa"/>
             <w:gridSpan w:val="2"/>
             <w:shd w:val="clear" w:color="auto" w:fill="561B2E"/>
             <w:vAlign w:val="center"/>
@@ -724,14 +769,18 @@
               <w:rPr>
                 <w:rStyle w:val="Strong"/>
                 <w:rFonts w:ascii="Montserrat" w:hAnsi="Montserrat" w:cs="Readex Pro Light"/>
-                <w:sz w:val="18"/>
-                <w:szCs w:val="18"/>
-              </w:rPr>
-            </w:pPr>
-            <w:r>
-              <w:rPr>
-                <w:rStyle w:val="Strong"/>
-                <w:rFonts w:ascii="Montserrat" w:hAnsi="Montserrat" w:cs="Readex Pro Light"/>
+                <w:b w:val="0"/>
+                <w:bCs w:val="0"/>
+                <w:sz w:val="18"/>
+                <w:szCs w:val="18"/>
+              </w:rPr>
+            </w:pPr>
+            <w:r>
+              <w:rPr>
+                <w:rStyle w:val="Strong"/>
+                <w:rFonts w:ascii="Montserrat" w:hAnsi="Montserrat" w:cs="Readex Pro Light"/>
+                <w:b w:val="0"/>
+                <w:bCs w:val="0"/>
                 <w:sz w:val="18"/>
                 <w:szCs w:val="18"/>
               </w:rPr>
@@ -752,15 +801,17 @@
               <w:rPr>
                 <w:rStyle w:val="Strong"/>
                 <w:rFonts w:ascii="Montserrat" w:hAnsi="Montserrat" w:cs="Readex Pro Light"/>
-                <w:sz w:val="18"/>
-                <w:szCs w:val="18"/>
-              </w:rPr>
-            </w:pPr>
-          </w:p>
-        </w:tc>
-        <w:tc>
-          <w:tcPr>
-            <w:tcW w:w="2451" w:type="dxa"/>
+                <w:b w:val="0"/>
+                <w:bCs w:val="0"/>
+                <w:sz w:val="18"/>
+                <w:szCs w:val="18"/>
+              </w:rPr>
+            </w:pPr>
+          </w:p>
+        </w:tc>
+        <w:tc>
+          <w:tcPr>
+            <w:tcW w:w="2452" w:type="dxa"/>
             <w:vAlign w:val="center"/>
           </w:tcPr>
           <w:p>
@@ -772,6 +823,8 @@
               <w:rPr>
                 <w:rStyle w:val="Strong"/>
                 <w:rFonts w:ascii="Readex Pro Light" w:hAnsi="Readex Pro Light" w:cs="Readex Pro Light"/>
+                <w:b w:val="0"/>
+                <w:bCs w:val="0"/>
                 <w:sz w:val="18"/>
                 <w:szCs w:val="18"/>
                 <w:rtl/>
@@ -782,6 +835,8 @@
               <w:rPr>
                 <w:rStyle w:val="Strong"/>
                 <w:rFonts w:ascii="Readex Pro Light" w:hAnsi="Readex Pro Light" w:cs="Readex Pro Light" w:hint="cs"/>
+                <w:b w:val="0"/>
+                <w:bCs w:val="0"/>
                 <w:sz w:val="18"/>
                 <w:szCs w:val="18"/>
                 <w:rtl/>
@@ -793,6 +848,8 @@
               <w:rPr>
                 <w:rStyle w:val="Strong"/>
                 <w:rFonts w:ascii="Readex Pro Light" w:hAnsi="Readex Pro Light" w:cs="Readex Pro Light"/>
+                <w:b w:val="0"/>
+                <w:bCs w:val="0"/>
                 <w:sz w:val="18"/>
                 <w:szCs w:val="18"/>
                 <w:lang w:bidi="ar-LY"/>
@@ -818,6 +875,8 @@
               <w:rPr>
                 <w:rStyle w:val="Strong"/>
                 <w:rFonts w:ascii="Montserrat" w:hAnsi="Montserrat" w:cs="Readex Pro Light"/>
+                <w:b w:val="0"/>
+                <w:bCs w:val="0"/>
                 <w:sz w:val="18"/>
                 <w:szCs w:val="18"/>
               </w:rPr>
@@ -830,14 +889,18 @@
               <w:rPr>
                 <w:rStyle w:val="Strong"/>
                 <w:rFonts w:ascii="Montserrat" w:hAnsi="Montserrat" w:cs="Readex Pro Light"/>
-                <w:sz w:val="18"/>
-                <w:szCs w:val="18"/>
-              </w:rPr>
-            </w:pPr>
-            <w:r>
-              <w:rPr>
-                <w:rStyle w:val="Strong"/>
-                <w:rFonts w:ascii="Montserrat" w:hAnsi="Montserrat" w:cs="Readex Pro Light"/>
+                <w:b w:val="0"/>
+                <w:bCs w:val="0"/>
+                <w:sz w:val="18"/>
+                <w:szCs w:val="18"/>
+              </w:rPr>
+            </w:pPr>
+            <w:r>
+              <w:rPr>
+                <w:rStyle w:val="Strong"/>
+                <w:rFonts w:ascii="Montserrat" w:hAnsi="Montserrat" w:cs="Readex Pro Light"/>
+                <w:b w:val="0"/>
+                <w:bCs w:val="0"/>
                 <w:sz w:val="18"/>
                 <w:szCs w:val="18"/>
               </w:rPr>
@@ -860,15 +923,17 @@
               <w:rPr>
                 <w:rStyle w:val="Strong"/>
                 <w:rFonts w:ascii="Montserrat" w:hAnsi="Montserrat" w:cs="Readex Pro Light"/>
-                <w:sz w:val="18"/>
-                <w:szCs w:val="18"/>
-              </w:rPr>
-            </w:pPr>
-          </w:p>
-        </w:tc>
-        <w:tc>
-          <w:tcPr>
-            <w:tcW w:w="2451" w:type="dxa"/>
+                <w:b w:val="0"/>
+                <w:bCs w:val="0"/>
+                <w:sz w:val="18"/>
+                <w:szCs w:val="18"/>
+              </w:rPr>
+            </w:pPr>
+          </w:p>
+        </w:tc>
+        <w:tc>
+          <w:tcPr>
+            <w:tcW w:w="2452" w:type="dxa"/>
             <w:vAlign w:val="center"/>
           </w:tcPr>
           <w:p>
@@ -878,6 +943,8 @@
               <w:rPr>
                 <w:rStyle w:val="Strong"/>
                 <w:rFonts w:ascii="Readex Pro Light" w:hAnsi="Readex Pro Light" w:cs="Readex Pro Light"/>
+                <w:b w:val="0"/>
+                <w:bCs w:val="0"/>
                 <w:sz w:val="18"/>
                 <w:szCs w:val="18"/>
               </w:rPr>
@@ -886,6 +953,8 @@
               <w:rPr>
                 <w:rStyle w:val="Strong"/>
                 <w:rFonts w:ascii="Readex Pro Light" w:hAnsi="Readex Pro Light" w:cs="Readex Pro Light" w:hint="cs"/>
+                <w:b w:val="0"/>
+                <w:bCs w:val="0"/>
                 <w:sz w:val="18"/>
                 <w:szCs w:val="18"/>
                 <w:rtl/>
@@ -896,6 +965,8 @@
               <w:rPr>
                 <w:rStyle w:val="Strong"/>
                 <w:rFonts w:ascii="Readex Pro Light" w:hAnsi="Readex Pro Light" w:cs="Readex Pro Light"/>
+                <w:b w:val="0"/>
+                <w:bCs w:val="0"/>
                 <w:sz w:val="18"/>
                 <w:szCs w:val="18"/>
               </w:rPr>
@@ -921,14 +992,18 @@
               <w:rPr>
                 <w:rStyle w:val="Strong"/>
                 <w:rFonts w:ascii="Montserrat" w:hAnsi="Montserrat" w:cs="Readex Pro Light"/>
-                <w:sz w:val="18"/>
-                <w:szCs w:val="18"/>
-              </w:rPr>
-            </w:pPr>
-            <w:r>
-              <w:rPr>
-                <w:rStyle w:val="Strong"/>
-                <w:rFonts w:ascii="Montserrat" w:hAnsi="Montserrat" w:cs="Readex Pro Light"/>
+                <w:b w:val="0"/>
+                <w:bCs w:val="0"/>
+                <w:sz w:val="18"/>
+                <w:szCs w:val="18"/>
+              </w:rPr>
+            </w:pPr>
+            <w:r>
+              <w:rPr>
+                <w:rStyle w:val="Strong"/>
+                <w:rFonts w:ascii="Montserrat" w:hAnsi="Montserrat" w:cs="Readex Pro Light"/>
+                <w:b w:val="0"/>
+                <w:bCs w:val="0"/>
                 <w:sz w:val="18"/>
                 <w:szCs w:val="18"/>
               </w:rPr>
@@ -951,6 +1026,8 @@
               <w:rPr>
                 <w:rStyle w:val="Strong"/>
                 <w:rFonts w:ascii="Montserrat" w:hAnsi="Montserrat" w:cs="Readex Pro Light"/>
+                <w:b w:val="0"/>
+                <w:bCs w:val="0"/>
                 <w:sz w:val="18"/>
                 <w:szCs w:val="18"/>
               </w:rPr>
@@ -965,15 +1042,17 @@
               <w:rPr>
                 <w:rStyle w:val="Strong"/>
                 <w:rFonts w:ascii="Montserrat" w:hAnsi="Montserrat" w:cs="Readex Pro Light"/>
-                <w:sz w:val="18"/>
-                <w:szCs w:val="18"/>
-              </w:rPr>
-            </w:pPr>
-          </w:p>
-        </w:tc>
-        <w:tc>
-          <w:tcPr>
-            <w:tcW w:w="2451" w:type="dxa"/>
+                <w:b w:val="0"/>
+                <w:bCs w:val="0"/>
+                <w:sz w:val="18"/>
+                <w:szCs w:val="18"/>
+              </w:rPr>
+            </w:pPr>
+          </w:p>
+        </w:tc>
+        <w:tc>
+          <w:tcPr>
+            <w:tcW w:w="2452" w:type="dxa"/>
             <w:vAlign w:val="center"/>
           </w:tcPr>
           <w:p>
@@ -983,6 +1062,8 @@
               <w:rPr>
                 <w:rStyle w:val="Strong"/>
                 <w:rFonts w:ascii="Readex Pro Light" w:hAnsi="Readex Pro Light" w:cs="Readex Pro Light"/>
+                <w:b w:val="0"/>
+                <w:bCs w:val="0"/>
                 <w:sz w:val="18"/>
                 <w:szCs w:val="18"/>
               </w:rPr>
@@ -991,6 +1072,8 @@
               <w:rPr>
                 <w:rStyle w:val="Strong"/>
                 <w:rFonts w:ascii="Readex Pro Light" w:hAnsi="Readex Pro Light" w:cs="Readex Pro Light" w:hint="cs"/>
+                <w:b w:val="0"/>
+                <w:bCs w:val="0"/>
                 <w:sz w:val="18"/>
                 <w:szCs w:val="18"/>
                 <w:rtl/>
@@ -1001,6 +1084,8 @@
               <w:rPr>
                 <w:rStyle w:val="Strong"/>
                 <w:rFonts w:ascii="Readex Pro Light" w:hAnsi="Readex Pro Light" w:cs="Readex Pro Light"/>
+                <w:b w:val="0"/>
+                <w:bCs w:val="0"/>
                 <w:sz w:val="18"/>
                 <w:szCs w:val="18"/>
               </w:rPr>
@@ -1026,14 +1111,18 @@
               <w:rPr>
                 <w:rStyle w:val="Strong"/>
                 <w:rFonts w:ascii="Montserrat" w:hAnsi="Montserrat" w:cs="Readex Pro Light"/>
-                <w:sz w:val="18"/>
-                <w:szCs w:val="18"/>
-              </w:rPr>
-            </w:pPr>
-            <w:r>
-              <w:rPr>
-                <w:rStyle w:val="Strong"/>
-                <w:rFonts w:ascii="Montserrat" w:hAnsi="Montserrat" w:cs="Readex Pro Light"/>
+                <w:b w:val="0"/>
+                <w:bCs w:val="0"/>
+                <w:sz w:val="18"/>
+                <w:szCs w:val="18"/>
+              </w:rPr>
+            </w:pPr>
+            <w:r>
+              <w:rPr>
+                <w:rStyle w:val="Strong"/>
+                <w:rFonts w:ascii="Montserrat" w:hAnsi="Montserrat" w:cs="Readex Pro Light"/>
+                <w:b w:val="0"/>
+                <w:bCs w:val="0"/>
                 <w:sz w:val="18"/>
                 <w:szCs w:val="18"/>
               </w:rPr>
@@ -1043,24 +1132,19 @@
               <w:rPr>
                 <w:rStyle w:val="Strong"/>
                 <w:rFonts w:ascii="Montserrat" w:hAnsi="Montserrat" w:cs="Readex Pro Light"/>
-                <w:sz w:val="18"/>
-                <w:szCs w:val="18"/>
-              </w:rPr>
-              <w:t xml:space="preserve"> </w:t>
-            </w:r>
-            <w:r>
-              <w:rPr>
-                <w:rStyle w:val="Strong"/>
-                <w:rFonts w:ascii="Montserrat" w:hAnsi="Montserrat" w:cs="Readex Pro Light"/>
-                <w:sz w:val="18"/>
-                <w:szCs w:val="18"/>
-              </w:rPr>
-              <w:t>(%)</w:t>
-            </w:r>
-            <w:r>
-              <w:rPr>
-                <w:rStyle w:val="Strong"/>
-                <w:rFonts w:ascii="Montserrat" w:hAnsi="Montserrat" w:cs="Readex Pro Light"/>
+                <w:b w:val="0"/>
+                <w:bCs w:val="0"/>
+                <w:sz w:val="18"/>
+                <w:szCs w:val="18"/>
+              </w:rPr>
+              <w:t xml:space="preserve"> (%)</w:t>
+            </w:r>
+            <w:r>
+              <w:rPr>
+                <w:rStyle w:val="Strong"/>
+                <w:rFonts w:ascii="Montserrat" w:hAnsi="Montserrat" w:cs="Readex Pro Light"/>
+                <w:b w:val="0"/>
+                <w:bCs w:val="0"/>
                 <w:sz w:val="18"/>
                 <w:szCs w:val="18"/>
               </w:rPr>
@@ -1082,15 +1166,17 @@
               <w:rPr>
                 <w:rStyle w:val="Strong"/>
                 <w:rFonts w:ascii="Montserrat" w:hAnsi="Montserrat" w:cs="Readex Pro Light"/>
-                <w:sz w:val="18"/>
-                <w:szCs w:val="18"/>
-              </w:rPr>
-            </w:pPr>
-          </w:p>
-        </w:tc>
-        <w:tc>
-          <w:tcPr>
-            <w:tcW w:w="2451" w:type="dxa"/>
+                <w:b w:val="0"/>
+                <w:bCs w:val="0"/>
+                <w:sz w:val="18"/>
+                <w:szCs w:val="18"/>
+              </w:rPr>
+            </w:pPr>
+          </w:p>
+        </w:tc>
+        <w:tc>
+          <w:tcPr>
+            <w:tcW w:w="2452" w:type="dxa"/>
             <w:vAlign w:val="center"/>
           </w:tcPr>
           <w:p>
@@ -1101,6 +1187,8 @@
               <w:rPr>
                 <w:rStyle w:val="Strong"/>
                 <w:rFonts w:ascii="Readex Pro Light" w:hAnsi="Readex Pro Light" w:cs="Readex Pro Light"/>
+                <w:b w:val="0"/>
+                <w:bCs w:val="0"/>
                 <w:sz w:val="18"/>
                 <w:szCs w:val="18"/>
               </w:rPr>
@@ -1109,6 +1197,8 @@
               <w:rPr>
                 <w:rStyle w:val="Strong"/>
                 <w:rFonts w:ascii="Readex Pro Light" w:hAnsi="Readex Pro Light" w:cs="Readex Pro Light"/>
+                <w:b w:val="0"/>
+                <w:bCs w:val="0"/>
                 <w:sz w:val="18"/>
                 <w:szCs w:val="18"/>
                 <w:rtl/>
@@ -1119,6 +1209,8 @@
               <w:rPr>
                 <w:rStyle w:val="Strong"/>
                 <w:rFonts w:ascii="Readex Pro Light" w:hAnsi="Readex Pro Light" w:cs="Readex Pro Light"/>
+                <w:b w:val="0"/>
+                <w:bCs w:val="0"/>
                 <w:sz w:val="18"/>
                 <w:szCs w:val="18"/>
               </w:rPr>
@@ -1163,7 +1255,7 @@
         </w:tc>
         <w:tc>
           <w:tcPr>
-            <w:tcW w:w="4994" w:type="dxa"/>
+            <w:tcW w:w="4995" w:type="dxa"/>
             <w:gridSpan w:val="2"/>
             <w:shd w:val="clear" w:color="auto" w:fill="561B2E"/>
             <w:vAlign w:val="center"/>
@@ -1250,7 +1342,7 @@
         </w:tc>
         <w:tc>
           <w:tcPr>
-            <w:tcW w:w="2451" w:type="dxa"/>
+            <w:tcW w:w="2452" w:type="dxa"/>
             <w:vAlign w:val="center"/>
           </w:tcPr>
           <w:p>
@@ -1332,7 +1424,7 @@
         </w:tc>
         <w:tc>
           <w:tcPr>
-            <w:tcW w:w="2451" w:type="dxa"/>
+            <w:tcW w:w="2452" w:type="dxa"/>
             <w:vAlign w:val="center"/>
           </w:tcPr>
           <w:p>
@@ -1414,7 +1506,7 @@
         </w:tc>
         <w:tc>
           <w:tcPr>
-            <w:tcW w:w="2451" w:type="dxa"/>
+            <w:tcW w:w="2452" w:type="dxa"/>
             <w:vAlign w:val="center"/>
           </w:tcPr>
           <w:p>
@@ -1496,7 +1588,7 @@
         </w:tc>
         <w:tc>
           <w:tcPr>
-            <w:tcW w:w="2451" w:type="dxa"/>
+            <w:tcW w:w="2452" w:type="dxa"/>
             <w:vAlign w:val="center"/>
           </w:tcPr>
           <w:p>
